--- a/Sarene Alsharif's Strategy File.docx
+++ b/Sarene Alsharif's Strategy File.docx
@@ -224,7 +224,7 @@
           <w:sz-cs w:val="32"/>
           <w:spacing w:val="0"/>
         </w:rPr>
-        <w:t xml:space="preserve">Founder and CEO, based in Rockford, Illinois, founded 2017. She and her husband were supporting Syrian refugees at the start of the Syrian Civil War. Through that work they met Maen, a tailor from Syria with years of sewing experience but no shop. Around the same time they researched the fast-fashion industry and identified the real problem: people throw away clothes instead of mending them mainly because they don't have access to a good tailor. That gap is what the business was built to close.</w:t>
+        <w:t xml:space="preserve">Founder and CEO, based in Rockford, Illinois, founded 2017, as a direct response to fast fashion, an industry widely documented for its environmental damage, from textile waste to water pollution. She and her husband were supporting Syrian refugees at the start of the Syrian Civil War. Through that work they met Maen, a tailor with real, valuable skill and no shop to use it in. Around the same time they researched the fast-fashion industry and identified the real problem: people throw away clothes instead of mending them mainly because they don't have access to a good tailor. That gap is what the business was built to close, and that same idea doesn't stop at clothes. Skilled hands deserve a place to work, wherever they come from.</w:t>
       </w:r>
     </w:p>
     <w:p>
